--- a/Helping City-passo 2.docx
+++ b/Helping City-passo 2.docx
@@ -672,76 +672,46 @@
           <w:sz w:val="28"/>
           <w:szCs w:val="28"/>
         </w:rPr>
-        <w:t>O jogador terá que completar as fases em um tempo determinado baseados nas instruções dos NPC’s.</w:t>
-      </w:r>
-    </w:p>
-    <w:p>
-      <w:pPr>
-        <w:jc w:val="both"/>
-        <w:rPr>
-          <w:rFonts w:ascii="Arial" w:hAnsi="Arial" w:cs="Arial"/>
-          <w:sz w:val="28"/>
-          <w:szCs w:val="28"/>
-        </w:rPr>
-      </w:pPr>
-    </w:p>
-    <w:p>
-      <w:pPr>
-        <w:jc w:val="both"/>
-        <w:rPr>
-          <w:rFonts w:ascii="Arial" w:hAnsi="Arial" w:cs="Arial"/>
-          <w:sz w:val="28"/>
-          <w:szCs w:val="28"/>
-        </w:rPr>
-      </w:pPr>
-    </w:p>
-    <w:p>
-      <w:pPr>
-        <w:jc w:val="both"/>
-        <w:rPr>
-          <w:rFonts w:ascii="Arial" w:hAnsi="Arial" w:cs="Arial"/>
-          <w:sz w:val="28"/>
-          <w:szCs w:val="28"/>
-        </w:rPr>
-      </w:pPr>
-      <w:r>
-        <w:rPr>
-          <w:rFonts w:ascii="Arial" w:hAnsi="Arial" w:cs="Arial"/>
-          <w:sz w:val="28"/>
-          <w:szCs w:val="28"/>
-        </w:rPr>
-        <w:lastRenderedPageBreak/>
-        <w:t>DIFERENCIAL :</w:t>
-      </w:r>
-    </w:p>
-    <w:p>
-      <w:pPr>
-        <w:jc w:val="both"/>
-        <w:rPr>
-          <w:rFonts w:ascii="Arial" w:hAnsi="Arial" w:cs="Arial"/>
-          <w:sz w:val="28"/>
-          <w:szCs w:val="28"/>
-        </w:rPr>
-      </w:pPr>
-    </w:p>
-    <w:p>
-      <w:pPr>
-        <w:jc w:val="both"/>
-        <w:rPr>
-          <w:rFonts w:ascii="Arial" w:hAnsi="Arial" w:cs="Arial"/>
-          <w:sz w:val="28"/>
-          <w:szCs w:val="28"/>
-          <w:u w:val="single"/>
-        </w:rPr>
-      </w:pPr>
-      <w:r>
-        <w:rPr>
-          <w:rFonts w:ascii="Arial" w:hAnsi="Arial" w:cs="Arial"/>
-          <w:sz w:val="28"/>
-          <w:szCs w:val="28"/>
-        </w:rPr>
-        <w:t>O jogo se diferencia por focar em problemas sociais, exigindo do jogador uma escolha responsável que impacta o desenvolvimento e o bem estar do cidadão.</w:t>
-      </w:r>
+        <w:t xml:space="preserve">O jogador terá que completar as fases em um tempo determinado baseados nas instruções dos </w:t>
+      </w:r>
+      <w:proofErr w:type="spellStart"/>
+      <w:r>
+        <w:rPr>
+          <w:rFonts w:ascii="Arial" w:hAnsi="Arial" w:cs="Arial"/>
+          <w:sz w:val="28"/>
+          <w:szCs w:val="28"/>
+        </w:rPr>
+        <w:t>NPC’s</w:t>
+      </w:r>
+      <w:proofErr w:type="spellEnd"/>
+      <w:r>
+        <w:rPr>
+          <w:rFonts w:ascii="Arial" w:hAnsi="Arial" w:cs="Arial"/>
+          <w:sz w:val="28"/>
+          <w:szCs w:val="28"/>
+        </w:rPr>
+        <w:t>.</w:t>
+      </w:r>
+    </w:p>
+    <w:p>
+      <w:pPr>
+        <w:jc w:val="both"/>
+        <w:rPr>
+          <w:rFonts w:ascii="Arial" w:hAnsi="Arial" w:cs="Arial"/>
+          <w:sz w:val="28"/>
+          <w:szCs w:val="28"/>
+        </w:rPr>
+      </w:pPr>
+    </w:p>
+    <w:p>
+      <w:pPr>
+        <w:jc w:val="both"/>
+        <w:rPr>
+          <w:rFonts w:ascii="Arial" w:hAnsi="Arial" w:cs="Arial"/>
+          <w:sz w:val="28"/>
+          <w:szCs w:val="28"/>
+        </w:rPr>
+      </w:pPr>
     </w:p>
     <w:p>
       <w:pPr>

--- a/Helping City-passo 2.docx
+++ b/Helping City-passo 2.docx
@@ -126,15 +126,16 @@
           <w:rFonts w:ascii="Arial" w:hAnsi="Arial" w:cs="Arial"/>
           <w:sz w:val="28"/>
           <w:szCs w:val="28"/>
-        </w:rPr>
-      </w:pPr>
-      <w:r>
-        <w:rPr>
-          <w:rFonts w:ascii="Arial" w:hAnsi="Arial" w:cs="Arial"/>
-          <w:sz w:val="28"/>
-          <w:szCs w:val="28"/>
-        </w:rPr>
-        <w:t>EQUIPE: ANA HELOISA, JOAQUIM NETO, REBECA LUZ, LAILLA NEPOMUCENO, PEDRO ROCHA, MARIA DE FATIMA,</w:t>
+          <w:u w:val="single"/>
+        </w:rPr>
+      </w:pPr>
+      <w:r>
+        <w:rPr>
+          <w:rFonts w:ascii="Arial" w:hAnsi="Arial" w:cs="Arial"/>
+          <w:sz w:val="28"/>
+          <w:szCs w:val="28"/>
+        </w:rPr>
+        <w:t>EQUIPE: ANA HELOISA, JOAQUIM NETO, REBECA LUZ, LAILLA NEPOMUCENO, PEDRO ROCHA, MARIA DE FATIMA</w:t>
       </w:r>
     </w:p>
     <w:p>
